--- a/modelo_hipossuficiencia.docx
+++ b/modelo_hipossuficiencia.docx
@@ -7,37 +7,41 @@
         <w:spacing w:after="0"/>
         <w:ind w:left="564"/>
         <w:jc w:val="center"/>
-      </w:pPr>
-      <w:r>
-        <w:rPr>
-          <w:rFonts w:ascii="Calibri" w:eastAsia="Calibri" w:hAnsi="Calibri" w:cs="Calibri"/>
-          <w:color w:val="08341E"/>
-        </w:rPr>
-        <w:t xml:space="preserve"> </w:t>
-      </w:r>
-      <w:r>
-        <w:rPr>
+        <w:rPr>
+          <w:rFonts w:ascii="Malgun Gothic Semilight" w:eastAsia="Malgun Gothic Semilight" w:hAnsi="Malgun Gothic Semilight" w:cs="Malgun Gothic Semilight"/>
+          <w:b/>
+          <w:bCs/>
           <w:sz w:val="22"/>
+          <w:szCs w:val="24"/>
+        </w:rPr>
+      </w:pPr>
+      <w:r>
+        <w:rPr>
+          <w:rFonts w:ascii="Malgun Gothic Semilight" w:eastAsia="Malgun Gothic Semilight" w:hAnsi="Malgun Gothic Semilight" w:cs="Malgun Gothic Semilight"/>
+          <w:b/>
+          <w:bCs/>
+          <w:sz w:val="24"/>
+          <w:szCs w:val="24"/>
           <w:u w:val="single" w:color="000000"/>
         </w:rPr>
         <w:t>DECLARAÇÃO DE HIPOSSUFICIÊNCIA</w:t>
-      </w:r>
-      <w:r>
-        <w:rPr>
-          <w:sz w:val="22"/>
-        </w:rPr>
-        <w:t xml:space="preserve"> </w:t>
       </w:r>
     </w:p>
     <w:p>
       <w:pPr>
         <w:spacing w:after="0"/>
         <w:ind w:left="625"/>
-        <w:jc w:val="center"/>
-      </w:pPr>
-      <w:r>
-        <w:rPr>
+        <w:rPr>
+          <w:rFonts w:ascii="Malgun Gothic Semilight" w:eastAsia="Malgun Gothic Semilight" w:hAnsi="Malgun Gothic Semilight" w:cs="Malgun Gothic Semilight"/>
           <w:sz w:val="22"/>
+          <w:szCs w:val="24"/>
+        </w:rPr>
+      </w:pPr>
+      <w:r>
+        <w:rPr>
+          <w:rFonts w:ascii="Malgun Gothic Semilight" w:eastAsia="Malgun Gothic Semilight" w:hAnsi="Malgun Gothic Semilight" w:cs="Malgun Gothic Semilight"/>
+          <w:sz w:val="24"/>
+          <w:szCs w:val="24"/>
         </w:rPr>
         <w:t xml:space="preserve"> </w:t>
       </w:r>
@@ -46,11 +50,17 @@
       <w:pPr>
         <w:spacing w:after="0"/>
         <w:ind w:left="625"/>
-        <w:jc w:val="center"/>
-      </w:pPr>
-      <w:r>
-        <w:rPr>
+        <w:rPr>
+          <w:rFonts w:ascii="Malgun Gothic Semilight" w:eastAsia="Malgun Gothic Semilight" w:hAnsi="Malgun Gothic Semilight" w:cs="Malgun Gothic Semilight"/>
           <w:sz w:val="22"/>
+          <w:szCs w:val="24"/>
+        </w:rPr>
+      </w:pPr>
+      <w:r>
+        <w:rPr>
+          <w:rFonts w:ascii="Malgun Gothic Semilight" w:eastAsia="Malgun Gothic Semilight" w:hAnsi="Malgun Gothic Semilight" w:cs="Malgun Gothic Semilight"/>
+          <w:sz w:val="24"/>
+          <w:szCs w:val="24"/>
         </w:rPr>
         <w:t xml:space="preserve"> </w:t>
       </w:r>
@@ -59,11 +69,17 @@
       <w:pPr>
         <w:spacing w:after="0"/>
         <w:ind w:left="625"/>
-        <w:jc w:val="center"/>
-      </w:pPr>
-      <w:r>
-        <w:rPr>
+        <w:rPr>
+          <w:rFonts w:ascii="Malgun Gothic Semilight" w:eastAsia="Malgun Gothic Semilight" w:hAnsi="Malgun Gothic Semilight" w:cs="Malgun Gothic Semilight"/>
           <w:sz w:val="22"/>
+          <w:szCs w:val="24"/>
+        </w:rPr>
+      </w:pPr>
+      <w:r>
+        <w:rPr>
+          <w:rFonts w:ascii="Malgun Gothic Semilight" w:eastAsia="Malgun Gothic Semilight" w:hAnsi="Malgun Gothic Semilight" w:cs="Malgun Gothic Semilight"/>
+          <w:sz w:val="24"/>
+          <w:szCs w:val="24"/>
         </w:rPr>
         <w:t xml:space="preserve"> </w:t>
       </w:r>
@@ -72,130 +88,197 @@
       <w:pPr>
         <w:spacing w:after="5" w:line="249" w:lineRule="auto"/>
         <w:ind w:left="422"/>
-      </w:pPr>
-      <w:r>
-        <w:rPr>
+        <w:rPr>
+          <w:rFonts w:ascii="Malgun Gothic Semilight" w:eastAsia="Malgun Gothic Semilight" w:hAnsi="Malgun Gothic Semilight" w:cs="Malgun Gothic Semilight"/>
           <w:sz w:val="22"/>
+          <w:szCs w:val="24"/>
+        </w:rPr>
+      </w:pPr>
+      <w:r>
+        <w:rPr>
+          <w:rFonts w:ascii="Malgun Gothic Semilight" w:eastAsia="Malgun Gothic Semilight" w:hAnsi="Malgun Gothic Semilight" w:cs="Malgun Gothic Semilight"/>
+          <w:sz w:val="24"/>
+          <w:szCs w:val="24"/>
         </w:rPr>
         <w:t xml:space="preserve">                Eu, </w:t>
       </w:r>
       <w:r>
         <w:rPr>
-          <w:sz w:val="22"/>
+          <w:rFonts w:ascii="Malgun Gothic Semilight" w:eastAsia="Malgun Gothic Semilight" w:hAnsi="Malgun Gothic Semilight" w:cs="Malgun Gothic Semilight"/>
+          <w:b/>
+          <w:bCs/>
+          <w:sz w:val="24"/>
+          <w:szCs w:val="24"/>
         </w:rPr>
         <w:t>{{NOME_CLIENTE}}</w:t>
       </w:r>
       <w:r>
         <w:rPr>
-          <w:sz w:val="22"/>
+          <w:rFonts w:ascii="Malgun Gothic Semilight" w:eastAsia="Malgun Gothic Semilight" w:hAnsi="Malgun Gothic Semilight" w:cs="Malgun Gothic Semilight"/>
+          <w:sz w:val="24"/>
+          <w:szCs w:val="24"/>
         </w:rPr>
         <w:t xml:space="preserve">, </w:t>
       </w:r>
       <w:r>
         <w:rPr>
-          <w:sz w:val="22"/>
+          <w:rFonts w:ascii="Malgun Gothic Semilight" w:eastAsia="Malgun Gothic Semilight" w:hAnsi="Malgun Gothic Semilight" w:cs="Malgun Gothic Semilight"/>
+          <w:sz w:val="24"/>
+          <w:szCs w:val="24"/>
         </w:rPr>
         <w:t>{{NACIONALIDADE}}</w:t>
       </w:r>
       <w:r>
         <w:rPr>
-          <w:sz w:val="22"/>
+          <w:rFonts w:ascii="Malgun Gothic Semilight" w:eastAsia="Malgun Gothic Semilight" w:hAnsi="Malgun Gothic Semilight" w:cs="Malgun Gothic Semilight"/>
+          <w:sz w:val="24"/>
+          <w:szCs w:val="24"/>
         </w:rPr>
         <w:t xml:space="preserve">, </w:t>
       </w:r>
       <w:r>
         <w:rPr>
-          <w:sz w:val="22"/>
+          <w:rFonts w:ascii="Malgun Gothic Semilight" w:eastAsia="Malgun Gothic Semilight" w:hAnsi="Malgun Gothic Semilight" w:cs="Malgun Gothic Semilight"/>
+          <w:sz w:val="24"/>
+          <w:szCs w:val="24"/>
         </w:rPr>
         <w:t>{{ESTADO_CIVIL}}</w:t>
       </w:r>
       <w:r>
         <w:rPr>
-          <w:sz w:val="22"/>
+          <w:rFonts w:ascii="Malgun Gothic Semilight" w:eastAsia="Malgun Gothic Semilight" w:hAnsi="Malgun Gothic Semilight" w:cs="Malgun Gothic Semilight"/>
+          <w:sz w:val="24"/>
+          <w:szCs w:val="24"/>
         </w:rPr>
         <w:t xml:space="preserve">, Portador da Carteira de Identidade de nº </w:t>
       </w:r>
       <w:r>
         <w:rPr>
-          <w:sz w:val="22"/>
+          <w:rFonts w:ascii="Malgun Gothic Semilight" w:eastAsia="Malgun Gothic Semilight" w:hAnsi="Malgun Gothic Semilight" w:cs="Malgun Gothic Semilight"/>
+          <w:sz w:val="24"/>
+          <w:szCs w:val="24"/>
         </w:rPr>
         <w:t>{{RG}}</w:t>
       </w:r>
       <w:r>
         <w:rPr>
-          <w:sz w:val="22"/>
+          <w:rFonts w:ascii="Malgun Gothic Semilight" w:eastAsia="Malgun Gothic Semilight" w:hAnsi="Malgun Gothic Semilight" w:cs="Malgun Gothic Semilight"/>
+          <w:sz w:val="24"/>
+          <w:szCs w:val="24"/>
         </w:rPr>
         <w:t xml:space="preserve">, expedida pelo </w:t>
       </w:r>
       <w:r>
         <w:rPr>
-          <w:sz w:val="22"/>
+          <w:rFonts w:ascii="Malgun Gothic Semilight" w:eastAsia="Malgun Gothic Semilight" w:hAnsi="Malgun Gothic Semilight" w:cs="Malgun Gothic Semilight"/>
+          <w:sz w:val="24"/>
+          <w:szCs w:val="24"/>
         </w:rPr>
         <w:t>{{ORGAO_EMISSOR}}</w:t>
       </w:r>
       <w:r>
         <w:rPr>
-          <w:sz w:val="22"/>
+          <w:rFonts w:ascii="Malgun Gothic Semilight" w:eastAsia="Malgun Gothic Semilight" w:hAnsi="Malgun Gothic Semilight" w:cs="Malgun Gothic Semilight"/>
+          <w:sz w:val="24"/>
+          <w:szCs w:val="24"/>
         </w:rPr>
         <w:t xml:space="preserve"> e inscrito no CPF de nº </w:t>
       </w:r>
       <w:r>
         <w:rPr>
-          <w:sz w:val="22"/>
+          <w:rFonts w:ascii="Malgun Gothic Semilight" w:eastAsia="Malgun Gothic Semilight" w:hAnsi="Malgun Gothic Semilight" w:cs="Malgun Gothic Semilight"/>
+          <w:sz w:val="24"/>
+          <w:szCs w:val="24"/>
         </w:rPr>
         <w:t>{{</w:t>
       </w:r>
       <w:r>
         <w:rPr>
-          <w:sz w:val="22"/>
+          <w:rFonts w:ascii="Malgun Gothic Semilight" w:eastAsia="Malgun Gothic Semilight" w:hAnsi="Malgun Gothic Semilight" w:cs="Malgun Gothic Semilight"/>
+          <w:sz w:val="24"/>
+          <w:szCs w:val="24"/>
         </w:rPr>
         <w:t>CPF</w:t>
       </w:r>
       <w:r>
         <w:rPr>
-          <w:sz w:val="22"/>
+          <w:rFonts w:ascii="Malgun Gothic Semilight" w:eastAsia="Malgun Gothic Semilight" w:hAnsi="Malgun Gothic Semilight" w:cs="Malgun Gothic Semilight"/>
+          <w:sz w:val="24"/>
+          <w:szCs w:val="24"/>
         </w:rPr>
         <w:t>}}</w:t>
       </w:r>
       <w:r>
         <w:rPr>
-          <w:sz w:val="22"/>
+          <w:rFonts w:ascii="Malgun Gothic Semilight" w:eastAsia="Malgun Gothic Semilight" w:hAnsi="Malgun Gothic Semilight" w:cs="Malgun Gothic Semilight"/>
+          <w:sz w:val="24"/>
+          <w:szCs w:val="24"/>
         </w:rPr>
         <w:t xml:space="preserve">, residente e domiciliado à </w:t>
       </w:r>
       <w:r>
         <w:rPr>
-          <w:sz w:val="22"/>
+          <w:rFonts w:ascii="Malgun Gothic Semilight" w:eastAsia="Malgun Gothic Semilight" w:hAnsi="Malgun Gothic Semilight" w:cs="Malgun Gothic Semilight"/>
+          <w:sz w:val="24"/>
+          <w:szCs w:val="24"/>
         </w:rPr>
         <w:t>{{ENDERE</w:t>
       </w:r>
       <w:r>
         <w:rPr>
-          <w:sz w:val="22"/>
+          <w:rFonts w:ascii="Malgun Gothic Semilight" w:eastAsia="Malgun Gothic Semilight" w:hAnsi="Malgun Gothic Semilight" w:cs="Malgun Gothic Semilight"/>
+          <w:sz w:val="24"/>
+          <w:szCs w:val="24"/>
         </w:rPr>
         <w:t>C</w:t>
       </w:r>
       <w:r>
         <w:rPr>
-          <w:sz w:val="22"/>
+          <w:rFonts w:ascii="Malgun Gothic Semilight" w:eastAsia="Malgun Gothic Semilight" w:hAnsi="Malgun Gothic Semilight" w:cs="Malgun Gothic Semilight"/>
+          <w:sz w:val="24"/>
+          <w:szCs w:val="24"/>
         </w:rPr>
         <w:t>O}}</w:t>
       </w:r>
       <w:r>
         <w:rPr>
-          <w:sz w:val="22"/>
-        </w:rPr>
-        <w:t xml:space="preserve">, Tel: </w:t>
-      </w:r>
-      <w:r>
-        <w:rPr>
-          <w:sz w:val="22"/>
+          <w:rFonts w:ascii="Malgun Gothic Semilight" w:eastAsia="Malgun Gothic Semilight" w:hAnsi="Malgun Gothic Semilight" w:cs="Malgun Gothic Semilight"/>
+          <w:sz w:val="24"/>
+          <w:szCs w:val="24"/>
+        </w:rPr>
+        <w:t xml:space="preserve">, </w:t>
+      </w:r>
+      <w:proofErr w:type="spellStart"/>
+      <w:r>
+        <w:rPr>
+          <w:rFonts w:ascii="Malgun Gothic Semilight" w:eastAsia="Malgun Gothic Semilight" w:hAnsi="Malgun Gothic Semilight" w:cs="Malgun Gothic Semilight"/>
+          <w:sz w:val="24"/>
+          <w:szCs w:val="24"/>
+        </w:rPr>
+        <w:t>Tel</w:t>
+      </w:r>
+      <w:proofErr w:type="spellEnd"/>
+      <w:r>
+        <w:rPr>
+          <w:rFonts w:ascii="Malgun Gothic Semilight" w:eastAsia="Malgun Gothic Semilight" w:hAnsi="Malgun Gothic Semilight" w:cs="Malgun Gothic Semilight"/>
+          <w:sz w:val="24"/>
+          <w:szCs w:val="24"/>
+        </w:rPr>
+        <w:t xml:space="preserve">: </w:t>
+      </w:r>
+      <w:r>
+        <w:rPr>
+          <w:rFonts w:ascii="Malgun Gothic Semilight" w:eastAsia="Malgun Gothic Semilight" w:hAnsi="Malgun Gothic Semilight" w:cs="Malgun Gothic Semilight"/>
+          <w:sz w:val="24"/>
+          <w:szCs w:val="24"/>
         </w:rPr>
         <w:t>{{TELEFONE}}</w:t>
       </w:r>
       <w:r>
         <w:rPr>
-          <w:sz w:val="22"/>
+          <w:rFonts w:ascii="Malgun Gothic Semilight" w:eastAsia="Malgun Gothic Semilight" w:hAnsi="Malgun Gothic Semilight" w:cs="Malgun Gothic Semilight"/>
+          <w:sz w:val="24"/>
+          <w:szCs w:val="24"/>
         </w:rPr>
         <w:t xml:space="preserve">, endereço eletrônico: Não Possui, declaro para os devidos fins, que não tenho condições financeiras de arcar com as custas processuais e os honorários advocatícios da ação em epígrafe, sem prejuízo de meu próprio sustento e de sua família, reivindicando, assim, a concessão do benefício da Gratuidade de Justiça, na forma do art. 4º e seu § 1º da Lei nº </w:t>
       </w:r>
@@ -204,10 +287,17 @@
       <w:pPr>
         <w:spacing w:after="5" w:line="249" w:lineRule="auto"/>
         <w:ind w:left="422"/>
-      </w:pPr>
-      <w:r>
-        <w:rPr>
+        <w:rPr>
+          <w:rFonts w:ascii="Malgun Gothic Semilight" w:eastAsia="Malgun Gothic Semilight" w:hAnsi="Malgun Gothic Semilight" w:cs="Malgun Gothic Semilight"/>
           <w:sz w:val="22"/>
+          <w:szCs w:val="24"/>
+        </w:rPr>
+      </w:pPr>
+      <w:r>
+        <w:rPr>
+          <w:rFonts w:ascii="Malgun Gothic Semilight" w:eastAsia="Malgun Gothic Semilight" w:hAnsi="Malgun Gothic Semilight" w:cs="Malgun Gothic Semilight"/>
+          <w:sz w:val="24"/>
+          <w:szCs w:val="24"/>
         </w:rPr>
         <w:t xml:space="preserve">1.060/50, com a nova redação introduzida pela Lei nº 7510/86.  </w:t>
       </w:r>
@@ -216,10 +306,17 @@
       <w:pPr>
         <w:spacing w:after="0"/>
         <w:ind w:left="427"/>
-      </w:pPr>
-      <w:r>
-        <w:rPr>
+        <w:rPr>
+          <w:rFonts w:ascii="Malgun Gothic Semilight" w:eastAsia="Malgun Gothic Semilight" w:hAnsi="Malgun Gothic Semilight" w:cs="Malgun Gothic Semilight"/>
           <w:sz w:val="22"/>
+          <w:szCs w:val="24"/>
+        </w:rPr>
+      </w:pPr>
+      <w:r>
+        <w:rPr>
+          <w:rFonts w:ascii="Malgun Gothic Semilight" w:eastAsia="Malgun Gothic Semilight" w:hAnsi="Malgun Gothic Semilight" w:cs="Malgun Gothic Semilight"/>
+          <w:sz w:val="24"/>
+          <w:szCs w:val="24"/>
         </w:rPr>
         <w:t xml:space="preserve"> </w:t>
       </w:r>
@@ -228,10 +325,17 @@
       <w:pPr>
         <w:spacing w:after="24" w:line="239" w:lineRule="auto"/>
         <w:ind w:left="427" w:right="4"/>
-      </w:pPr>
-      <w:r>
-        <w:rPr>
+        <w:rPr>
+          <w:rFonts w:ascii="Malgun Gothic Semilight" w:eastAsia="Malgun Gothic Semilight" w:hAnsi="Malgun Gothic Semilight" w:cs="Malgun Gothic Semilight"/>
           <w:sz w:val="22"/>
+          <w:szCs w:val="24"/>
+        </w:rPr>
+      </w:pPr>
+      <w:r>
+        <w:rPr>
+          <w:rFonts w:ascii="Malgun Gothic Semilight" w:eastAsia="Malgun Gothic Semilight" w:hAnsi="Malgun Gothic Semilight" w:cs="Malgun Gothic Semilight"/>
+          <w:sz w:val="24"/>
+          <w:szCs w:val="24"/>
         </w:rPr>
         <w:t xml:space="preserve">               E por representar a verdade, responsabilizo-me inteiramente pelo teor da presente declaração, firmando-a, a fim de que surta os devidos e legais efeitos.  </w:t>
       </w:r>
@@ -239,10 +343,17 @@
     <w:p>
       <w:pPr>
         <w:spacing w:after="0"/>
-      </w:pPr>
-      <w:r>
-        <w:rPr>
+        <w:rPr>
+          <w:rFonts w:ascii="Malgun Gothic Semilight" w:eastAsia="Malgun Gothic Semilight" w:hAnsi="Malgun Gothic Semilight" w:cs="Malgun Gothic Semilight"/>
           <w:sz w:val="22"/>
+          <w:szCs w:val="24"/>
+        </w:rPr>
+      </w:pPr>
+      <w:r>
+        <w:rPr>
+          <w:rFonts w:ascii="Malgun Gothic Semilight" w:eastAsia="Malgun Gothic Semilight" w:hAnsi="Malgun Gothic Semilight" w:cs="Malgun Gothic Semilight"/>
+          <w:sz w:val="24"/>
+          <w:szCs w:val="24"/>
         </w:rPr>
         <w:t xml:space="preserve"> </w:t>
       </w:r>
@@ -250,10 +361,17 @@
     <w:p>
       <w:pPr>
         <w:spacing w:after="0"/>
-      </w:pPr>
-      <w:r>
-        <w:rPr>
+        <w:rPr>
+          <w:rFonts w:ascii="Malgun Gothic Semilight" w:eastAsia="Malgun Gothic Semilight" w:hAnsi="Malgun Gothic Semilight" w:cs="Malgun Gothic Semilight"/>
           <w:sz w:val="22"/>
+          <w:szCs w:val="24"/>
+        </w:rPr>
+      </w:pPr>
+      <w:r>
+        <w:rPr>
+          <w:rFonts w:ascii="Malgun Gothic Semilight" w:eastAsia="Malgun Gothic Semilight" w:hAnsi="Malgun Gothic Semilight" w:cs="Malgun Gothic Semilight"/>
+          <w:sz w:val="24"/>
+          <w:szCs w:val="24"/>
         </w:rPr>
         <w:t xml:space="preserve"> </w:t>
       </w:r>
@@ -263,65 +381,85 @@
         <w:spacing w:after="3"/>
         <w:ind w:left="572"/>
         <w:jc w:val="center"/>
-      </w:pPr>
-      <w:r>
-        <w:rPr>
+        <w:rPr>
+          <w:rFonts w:ascii="Malgun Gothic Semilight" w:eastAsia="Malgun Gothic Semilight" w:hAnsi="Malgun Gothic Semilight" w:cs="Malgun Gothic Semilight"/>
           <w:sz w:val="22"/>
+          <w:szCs w:val="24"/>
+        </w:rPr>
+      </w:pPr>
+      <w:r>
+        <w:rPr>
+          <w:rFonts w:ascii="Malgun Gothic Semilight" w:eastAsia="Malgun Gothic Semilight" w:hAnsi="Malgun Gothic Semilight" w:cs="Malgun Gothic Semilight"/>
+          <w:sz w:val="24"/>
+          <w:szCs w:val="24"/>
         </w:rPr>
         <w:t>{{CIDADE_ASSINATURA}}</w:t>
       </w:r>
       <w:r>
         <w:rPr>
+          <w:rFonts w:ascii="Malgun Gothic Semilight" w:eastAsia="Malgun Gothic Semilight" w:hAnsi="Malgun Gothic Semilight" w:cs="Malgun Gothic Semilight"/>
+          <w:sz w:val="24"/>
+          <w:szCs w:val="24"/>
+        </w:rPr>
+        <w:t xml:space="preserve">, </w:t>
+      </w:r>
+      <w:r>
+        <w:rPr>
+          <w:rFonts w:ascii="Malgun Gothic Semilight" w:eastAsia="Malgun Gothic Semilight" w:hAnsi="Malgun Gothic Semilight" w:cs="Malgun Gothic Semilight"/>
+          <w:sz w:val="24"/>
+          <w:szCs w:val="24"/>
+        </w:rPr>
+        <w:t>{{DATA}}</w:t>
+      </w:r>
+      <w:r>
+        <w:rPr>
+          <w:rFonts w:ascii="Malgun Gothic Semilight" w:eastAsia="Malgun Gothic Semilight" w:hAnsi="Malgun Gothic Semilight" w:cs="Malgun Gothic Semilight"/>
+          <w:sz w:val="24"/>
+          <w:szCs w:val="24"/>
+        </w:rPr>
+        <w:t>.</w:t>
+      </w:r>
+    </w:p>
+    <w:p>
+      <w:pPr>
+        <w:spacing w:after="0"/>
+        <w:jc w:val="center"/>
+        <w:rPr>
+          <w:rFonts w:ascii="Malgun Gothic Semilight" w:eastAsia="Malgun Gothic Semilight" w:hAnsi="Malgun Gothic Semilight" w:cs="Malgun Gothic Semilight"/>
           <w:sz w:val="22"/>
-        </w:rPr>
-        <w:t xml:space="preserve">, </w:t>
-      </w:r>
-      <w:r>
-        <w:rPr>
+          <w:szCs w:val="24"/>
+        </w:rPr>
+      </w:pPr>
+    </w:p>
+    <w:p>
+      <w:pPr>
+        <w:spacing w:after="0"/>
+        <w:jc w:val="center"/>
+        <w:rPr>
+          <w:rFonts w:ascii="Malgun Gothic Semilight" w:eastAsia="Malgun Gothic Semilight" w:hAnsi="Malgun Gothic Semilight" w:cs="Malgun Gothic Semilight"/>
           <w:sz w:val="22"/>
-        </w:rPr>
-        <w:t>{{DATA}}</w:t>
-      </w:r>
-      <w:r>
-        <w:rPr>
-          <w:sz w:val="22"/>
-        </w:rPr>
-        <w:t xml:space="preserve">. </w:t>
-      </w:r>
-    </w:p>
-    <w:p>
-      <w:pPr>
-        <w:spacing w:after="0"/>
-      </w:pPr>
-      <w:r>
-        <w:rPr>
-          <w:sz w:val="22"/>
-        </w:rPr>
-        <w:t xml:space="preserve"> </w:t>
-      </w:r>
-    </w:p>
-    <w:p>
-      <w:pPr>
-        <w:spacing w:after="0"/>
-      </w:pPr>
-      <w:r>
-        <w:rPr>
-          <w:sz w:val="22"/>
-        </w:rPr>
-        <w:t xml:space="preserve"> </w:t>
-      </w:r>
+          <w:szCs w:val="24"/>
+        </w:rPr>
+      </w:pPr>
     </w:p>
     <w:p>
       <w:pPr>
         <w:spacing w:after="3"/>
         <w:ind w:left="572"/>
         <w:jc w:val="center"/>
-      </w:pPr>
-      <w:r>
-        <w:rPr>
+        <w:rPr>
+          <w:rFonts w:ascii="Malgun Gothic Semilight" w:eastAsia="Malgun Gothic Semilight" w:hAnsi="Malgun Gothic Semilight" w:cs="Malgun Gothic Semilight"/>
           <w:sz w:val="22"/>
-        </w:rPr>
-        <w:t xml:space="preserve">___________________________________ </w:t>
+          <w:szCs w:val="24"/>
+        </w:rPr>
+      </w:pPr>
+      <w:r>
+        <w:rPr>
+          <w:rFonts w:ascii="Malgun Gothic Semilight" w:eastAsia="Malgun Gothic Semilight" w:hAnsi="Malgun Gothic Semilight" w:cs="Malgun Gothic Semilight"/>
+          <w:sz w:val="24"/>
+          <w:szCs w:val="24"/>
+        </w:rPr>
+        <w:t>___________________________________</w:t>
       </w:r>
     </w:p>
     <w:p>
@@ -329,10 +467,21 @@
         <w:spacing w:after="0"/>
         <w:ind w:left="564"/>
         <w:jc w:val="center"/>
-      </w:pPr>
-      <w:r>
-        <w:rPr>
+        <w:rPr>
+          <w:rFonts w:ascii="Malgun Gothic Semilight" w:eastAsia="Malgun Gothic Semilight" w:hAnsi="Malgun Gothic Semilight" w:cs="Malgun Gothic Semilight"/>
+          <w:b/>
+          <w:bCs/>
           <w:sz w:val="22"/>
+          <w:szCs w:val="24"/>
+        </w:rPr>
+      </w:pPr>
+      <w:r>
+        <w:rPr>
+          <w:rFonts w:ascii="Malgun Gothic Semilight" w:eastAsia="Malgun Gothic Semilight" w:hAnsi="Malgun Gothic Semilight" w:cs="Malgun Gothic Semilight"/>
+          <w:b/>
+          <w:bCs/>
+          <w:sz w:val="24"/>
+          <w:szCs w:val="24"/>
         </w:rPr>
         <w:t>{{NOME_CLIENTE}}</w:t>
       </w:r>
